--- a/Programming Language/Cover Page_Old.docx
+++ b/Programming Language/Cover Page_Old.docx
@@ -6,7 +6,7 @@
       <w:pPr>
         <w:jc w:val="center"/>
         <w:rPr>
-          <w:rFonts w:ascii="Times New Roman" w:eastAsia="Times New Roman" w:hAnsi="Times New Roman" w:cs="Times New Roman"/>
+          <w:rFonts w:eastAsia="Times New Roman" w:cstheme="minorHAnsi"/>
           <w:b/>
           <w:color w:val="1A0DAB"/>
           <w:sz w:val="40"/>
@@ -41,7 +41,7 @@
       </w:pPr>
       <w:r>
         <w:rPr>
-          <w:rFonts w:ascii="Times New Roman" w:eastAsia="Times New Roman" w:hAnsi="Times New Roman" w:cs="Times New Roman"/>
+          <w:rFonts w:eastAsia="Times New Roman" w:cstheme="minorHAnsi"/>
           <w:b/>
           <w:color w:val="1A0DAB"/>
           <w:sz w:val="40"/>
@@ -83,7 +83,7 @@
         </w:pBdr>
         <w:jc w:val="center"/>
         <w:rPr>
-          <w:rFonts w:ascii="Times New Roman" w:eastAsia="Times New Roman" w:hAnsi="Times New Roman" w:cs="Times New Roman"/>
+          <w:rFonts w:eastAsia="Times New Roman" w:cstheme="minorHAnsi"/>
           <w:color w:val="1A0DAB"/>
           <w:sz w:val="32"/>
           <w:szCs w:val="32"/>
@@ -92,7 +92,7 @@
       </w:pPr>
       <w:r>
         <w:rPr>
-          <w:rFonts w:ascii="Times New Roman" w:hAnsi="Times New Roman" w:cs="Times New Roman"/>
+          <w:rFonts w:cstheme="minorHAnsi"/>
           <w:noProof/>
           <w:sz w:val="32"/>
           <w:szCs w:val="32"/>
@@ -141,17 +141,17 @@
       </w:r>
       <w:r>
         <w:rPr>
-          <w:rFonts w:ascii="Times New Roman" w:eastAsia="Times New Roman" w:hAnsi="Times New Roman" w:cs="Times New Roman"/>
-          <w:color w:val="1A0DAB"/>
-          <w:sz w:val="32"/>
-          <w:szCs w:val="32"/>
-          <w:shd w:val="clear" w:color="auto" w:fill="FFFFFF"/>
-        </w:rPr>
-        <w:br/>
-      </w:r>
-      <w:r>
-        <w:rPr>
-          <w:rFonts w:ascii="Times New Roman" w:eastAsia="Times New Roman" w:hAnsi="Times New Roman" w:cs="Times New Roman"/>
+          <w:rFonts w:eastAsia="Times New Roman" w:cstheme="minorHAnsi"/>
+          <w:color w:val="1A0DAB"/>
+          <w:sz w:val="32"/>
+          <w:szCs w:val="32"/>
+          <w:shd w:val="clear" w:color="auto" w:fill="FFFFFF"/>
+        </w:rPr>
+        <w:br/>
+      </w:r>
+      <w:r>
+        <w:rPr>
+          <w:rFonts w:eastAsia="Times New Roman" w:cstheme="minorHAnsi"/>
           <w:b/>
           <w:color w:val="1A0DAB"/>
           <w:sz w:val="36"/>
@@ -164,17 +164,17 @@
     </w:p>
     <w:p>
       <w:pPr>
-        <w:spacing w:after="0" w:line="240" w:lineRule="auto"/>
+        <w:spacing w:before="240" w:line="240" w:lineRule="auto"/>
         <w:jc w:val="center"/>
         <w:rPr>
-          <w:rFonts w:ascii="Times New Roman" w:eastAsia="Times New Roman" w:hAnsi="Times New Roman" w:cs="Times New Roman"/>
+          <w:rFonts w:eastAsia="Times New Roman" w:cstheme="minorHAnsi"/>
           <w:sz w:val="32"/>
           <w:szCs w:val="32"/>
         </w:rPr>
       </w:pPr>
       <w:r>
         <w:rPr>
-          <w:rFonts w:ascii="Times New Roman" w:hAnsi="Times New Roman" w:cs="Times New Roman"/>
+          <w:rFonts w:cstheme="minorHAnsi"/>
           <w:sz w:val="36"/>
           <w:szCs w:val="36"/>
         </w:rPr>
@@ -182,7 +182,7 @@
       </w:r>
       <w:r>
         <w:rPr>
-          <w:rFonts w:ascii="Times New Roman" w:hAnsi="Times New Roman" w:cs="Times New Roman"/>
+          <w:rFonts w:cstheme="minorHAnsi"/>
           <w:sz w:val="36"/>
           <w:szCs w:val="36"/>
         </w:rPr>
@@ -190,7 +190,7 @@
       </w:r>
       <w:r>
         <w:rPr>
-          <w:rFonts w:ascii="Times New Roman" w:hAnsi="Times New Roman" w:cs="Times New Roman"/>
+          <w:rFonts w:cstheme="minorHAnsi"/>
           <w:sz w:val="36"/>
           <w:szCs w:val="36"/>
         </w:rPr>
@@ -198,37 +198,27 @@
       </w:r>
       <w:r>
         <w:rPr>
-          <w:rFonts w:ascii="Times New Roman" w:eastAsia="Times New Roman" w:hAnsi="Times New Roman" w:cs="Times New Roman"/>
-          <w:color w:val="1A0DAB"/>
-          <w:sz w:val="32"/>
-          <w:szCs w:val="32"/>
-          <w:shd w:val="clear" w:color="auto" w:fill="FFFFFF"/>
-        </w:rPr>
-        <w:br/>
-      </w:r>
-      <w:r>
-        <w:rPr>
-          <w:rFonts w:ascii="Times New Roman" w:eastAsia="Times New Roman" w:hAnsi="Times New Roman" w:cs="Times New Roman"/>
-          <w:color w:val="1A0DAB"/>
-          <w:sz w:val="32"/>
-          <w:szCs w:val="32"/>
-          <w:shd w:val="clear" w:color="auto" w:fill="FFFFFF"/>
-        </w:rPr>
-        <w:br/>
-      </w:r>
-      <w:r>
-        <w:rPr>
-          <w:rFonts w:ascii="Times New Roman" w:eastAsia="Times New Roman" w:hAnsi="Times New Roman" w:cs="Times New Roman"/>
-          <w:color w:val="1A0DAB"/>
-          <w:sz w:val="32"/>
-          <w:szCs w:val="32"/>
-          <w:shd w:val="clear" w:color="auto" w:fill="FFFFFF"/>
-        </w:rPr>
-        <w:br/>
-      </w:r>
-      <w:r>
-        <w:rPr>
-          <w:rFonts w:ascii="Times New Roman" w:eastAsia="Times New Roman" w:hAnsi="Times New Roman" w:cs="Times New Roman"/>
+          <w:rFonts w:eastAsia="Times New Roman" w:cstheme="minorHAnsi"/>
+          <w:color w:val="1A0DAB"/>
+          <w:sz w:val="32"/>
+          <w:szCs w:val="32"/>
+          <w:shd w:val="clear" w:color="auto" w:fill="FFFFFF"/>
+        </w:rPr>
+        <w:br/>
+      </w:r>
+      <w:r>
+        <w:rPr>
+          <w:rFonts w:eastAsia="Times New Roman" w:cstheme="minorHAnsi"/>
+          <w:color w:val="1A0DAB"/>
+          <w:sz w:val="32"/>
+          <w:szCs w:val="32"/>
+          <w:shd w:val="clear" w:color="auto" w:fill="FFFFFF"/>
+        </w:rPr>
+        <w:br/>
+      </w:r>
+      <w:r>
+        <w:rPr>
+          <w:rFonts w:eastAsia="Times New Roman" w:cstheme="minorHAnsi"/>
           <w:color w:val="1A0DAB"/>
           <w:sz w:val="36"/>
           <w:szCs w:val="36"/>
@@ -263,7 +253,7 @@
       </w:r>
       <w:r>
         <w:rPr>
-          <w:rFonts w:ascii="Times New Roman" w:eastAsia="Times New Roman" w:hAnsi="Times New Roman" w:cs="Times New Roman"/>
+          <w:rFonts w:eastAsia="Times New Roman" w:cstheme="minorHAnsi"/>
           <w:color w:val="1A0DAB"/>
           <w:sz w:val="36"/>
           <w:szCs w:val="36"/>
@@ -299,7 +289,7 @@
       </w:r>
       <w:r>
         <w:rPr>
-          <w:rFonts w:ascii="Times New Roman" w:eastAsia="Times New Roman" w:hAnsi="Times New Roman" w:cs="Times New Roman"/>
+          <w:rFonts w:eastAsia="Times New Roman" w:cstheme="minorHAnsi"/>
           <w:color w:val="1A0DAB"/>
           <w:sz w:val="36"/>
           <w:szCs w:val="36"/>
@@ -334,17 +324,17 @@
       </w:r>
       <w:r>
         <w:rPr>
-          <w:rFonts w:ascii="Times New Roman" w:eastAsia="Times New Roman" w:hAnsi="Times New Roman" w:cs="Times New Roman"/>
-          <w:color w:val="1A0DAB"/>
-          <w:sz w:val="32"/>
-          <w:szCs w:val="32"/>
-          <w:shd w:val="clear" w:color="auto" w:fill="FFFFFF"/>
-        </w:rPr>
-        <w:br/>
-      </w:r>
-      <w:r>
-        <w:rPr>
-          <w:rFonts w:ascii="Times New Roman" w:eastAsia="Times New Roman" w:hAnsi="Times New Roman" w:cs="Times New Roman"/>
+          <w:rFonts w:eastAsia="Times New Roman" w:cstheme="minorHAnsi"/>
+          <w:color w:val="1A0DAB"/>
+          <w:sz w:val="32"/>
+          <w:szCs w:val="32"/>
+          <w:shd w:val="clear" w:color="auto" w:fill="FFFFFF"/>
+        </w:rPr>
+        <w:br/>
+      </w:r>
+      <w:r>
+        <w:rPr>
+          <w:rFonts w:eastAsia="Times New Roman" w:cstheme="minorHAnsi"/>
           <w:color w:val="1A0DAB"/>
           <w:sz w:val="32"/>
           <w:szCs w:val="32"/>
@@ -354,27 +344,27 @@
       </w:r>
       <w:r>
         <w:rPr>
-          <w:rFonts w:ascii="Times New Roman" w:eastAsia="Times New Roman" w:hAnsi="Times New Roman" w:cs="Times New Roman"/>
-          <w:color w:val="1A0DAB"/>
-          <w:sz w:val="32"/>
-          <w:szCs w:val="32"/>
-          <w:shd w:val="clear" w:color="auto" w:fill="FFFFFF"/>
-        </w:rPr>
-        <w:br/>
-      </w:r>
-      <w:r>
-        <w:rPr>
-          <w:rFonts w:ascii="Times New Roman" w:eastAsia="Times New Roman" w:hAnsi="Times New Roman" w:cs="Times New Roman"/>
-          <w:color w:val="1A0DAB"/>
-          <w:sz w:val="32"/>
-          <w:szCs w:val="32"/>
-          <w:shd w:val="clear" w:color="auto" w:fill="FFFFFF"/>
-        </w:rPr>
-        <w:br/>
-      </w:r>
-      <w:r>
-        <w:rPr>
-          <w:rFonts w:ascii="Times New Roman" w:eastAsia="Times New Roman" w:hAnsi="Times New Roman" w:cs="Times New Roman"/>
+          <w:rFonts w:eastAsia="Times New Roman" w:cstheme="minorHAnsi"/>
+          <w:color w:val="1A0DAB"/>
+          <w:sz w:val="32"/>
+          <w:szCs w:val="32"/>
+          <w:shd w:val="clear" w:color="auto" w:fill="FFFFFF"/>
+        </w:rPr>
+        <w:br/>
+      </w:r>
+      <w:r>
+        <w:rPr>
+          <w:rFonts w:eastAsia="Times New Roman" w:cstheme="minorHAnsi"/>
+          <w:color w:val="1A0DAB"/>
+          <w:sz w:val="32"/>
+          <w:szCs w:val="32"/>
+          <w:shd w:val="clear" w:color="auto" w:fill="FFFFFF"/>
+        </w:rPr>
+        <w:br/>
+      </w:r>
+      <w:r>
+        <w:rPr>
+          <w:rFonts w:eastAsia="Times New Roman" w:cstheme="minorHAnsi"/>
           <w:b/>
           <w:color w:val="1A0DAB"/>
           <w:sz w:val="32"/>
@@ -385,17 +375,17 @@
       </w:r>
       <w:r>
         <w:rPr>
-          <w:rFonts w:ascii="Times New Roman" w:eastAsia="Times New Roman" w:hAnsi="Times New Roman" w:cs="Times New Roman"/>
-          <w:color w:val="1A0DAB"/>
-          <w:sz w:val="32"/>
-          <w:szCs w:val="32"/>
-          <w:shd w:val="clear" w:color="auto" w:fill="FFFFFF"/>
-        </w:rPr>
-        <w:br/>
-      </w:r>
-      <w:r>
-        <w:rPr>
-          <w:rFonts w:ascii="Times New Roman" w:eastAsia="Times New Roman" w:hAnsi="Times New Roman" w:cs="Times New Roman"/>
+          <w:rFonts w:eastAsia="Times New Roman" w:cstheme="minorHAnsi"/>
+          <w:color w:val="1A0DAB"/>
+          <w:sz w:val="32"/>
+          <w:szCs w:val="32"/>
+          <w:shd w:val="clear" w:color="auto" w:fill="FFFFFF"/>
+        </w:rPr>
+        <w:br/>
+      </w:r>
+      <w:r>
+        <w:rPr>
+          <w:rFonts w:eastAsia="Times New Roman" w:cstheme="minorHAnsi"/>
           <w:sz w:val="44"/>
           <w:szCs w:val="44"/>
         </w:rPr>
@@ -404,7 +394,7 @@
       <w:proofErr w:type="spellStart"/>
       <w:r>
         <w:rPr>
-          <w:rFonts w:ascii="Times New Roman" w:eastAsia="Times New Roman" w:hAnsi="Times New Roman" w:cs="Times New Roman"/>
+          <w:rFonts w:eastAsia="Times New Roman" w:cstheme="minorHAnsi"/>
           <w:sz w:val="44"/>
           <w:szCs w:val="44"/>
         </w:rPr>
@@ -413,7 +403,7 @@
       <w:proofErr w:type="spellEnd"/>
       <w:r>
         <w:rPr>
-          <w:rFonts w:ascii="Times New Roman" w:eastAsia="Times New Roman" w:hAnsi="Times New Roman" w:cs="Times New Roman"/>
+          <w:rFonts w:eastAsia="Times New Roman" w:cstheme="minorHAnsi"/>
           <w:sz w:val="44"/>
           <w:szCs w:val="44"/>
         </w:rPr>
@@ -422,7 +412,7 @@
       <w:proofErr w:type="spellStart"/>
       <w:r>
         <w:rPr>
-          <w:rFonts w:ascii="Times New Roman" w:eastAsia="Times New Roman" w:hAnsi="Times New Roman" w:cs="Times New Roman"/>
+          <w:rFonts w:eastAsia="Times New Roman" w:cstheme="minorHAnsi"/>
           <w:sz w:val="44"/>
           <w:szCs w:val="44"/>
         </w:rPr>
@@ -431,7 +421,7 @@
       <w:proofErr w:type="spellEnd"/>
       <w:r>
         <w:rPr>
-          <w:rFonts w:ascii="Times New Roman" w:eastAsia="Times New Roman" w:hAnsi="Times New Roman" w:cs="Times New Roman"/>
+          <w:rFonts w:eastAsia="Times New Roman" w:cstheme="minorHAnsi"/>
           <w:sz w:val="40"/>
           <w:szCs w:val="40"/>
         </w:rPr>
@@ -439,7 +429,7 @@
       </w:r>
       <w:r>
         <w:rPr>
-          <w:rFonts w:ascii="Times New Roman" w:eastAsia="Times New Roman" w:hAnsi="Times New Roman" w:cs="Times New Roman"/>
+          <w:rFonts w:eastAsia="Times New Roman" w:cstheme="minorHAnsi"/>
           <w:sz w:val="40"/>
           <w:szCs w:val="40"/>
         </w:rPr>
@@ -447,7 +437,7 @@
       </w:r>
       <w:r>
         <w:rPr>
-          <w:rFonts w:ascii="Times New Roman" w:eastAsia="Times New Roman" w:hAnsi="Times New Roman" w:cs="Times New Roman"/>
+          <w:rFonts w:eastAsia="Times New Roman" w:cstheme="minorHAnsi"/>
           <w:sz w:val="36"/>
           <w:szCs w:val="36"/>
         </w:rPr>
@@ -455,31 +445,31 @@
       </w:r>
       <w:r>
         <w:rPr>
-          <w:rFonts w:ascii="Times New Roman" w:eastAsia="Times New Roman" w:hAnsi="Times New Roman" w:cs="Times New Roman"/>
-          <w:sz w:val="32"/>
-          <w:szCs w:val="32"/>
-        </w:rPr>
-        <w:br/>
-      </w:r>
-      <w:r>
-        <w:rPr>
-          <w:rFonts w:ascii="Times New Roman" w:eastAsia="Times New Roman" w:hAnsi="Times New Roman" w:cs="Times New Roman"/>
-          <w:sz w:val="32"/>
-          <w:szCs w:val="32"/>
-        </w:rPr>
-        <w:br/>
-      </w:r>
-      <w:r>
-        <w:rPr>
-          <w:rFonts w:ascii="Times New Roman" w:eastAsia="Times New Roman" w:hAnsi="Times New Roman" w:cs="Times New Roman"/>
-          <w:sz w:val="32"/>
-          <w:szCs w:val="32"/>
-        </w:rPr>
-        <w:br/>
-      </w:r>
-      <w:r>
-        <w:rPr>
-          <w:rFonts w:ascii="Times New Roman" w:eastAsia="Times New Roman" w:hAnsi="Times New Roman" w:cs="Times New Roman"/>
+          <w:rFonts w:eastAsia="Times New Roman" w:cstheme="minorHAnsi"/>
+          <w:sz w:val="32"/>
+          <w:szCs w:val="32"/>
+        </w:rPr>
+        <w:br/>
+      </w:r>
+      <w:r>
+        <w:rPr>
+          <w:rFonts w:eastAsia="Times New Roman" w:cstheme="minorHAnsi"/>
+          <w:sz w:val="32"/>
+          <w:szCs w:val="32"/>
+        </w:rPr>
+        <w:br/>
+      </w:r>
+      <w:r>
+        <w:rPr>
+          <w:rFonts w:eastAsia="Times New Roman" w:cstheme="minorHAnsi"/>
+          <w:sz w:val="32"/>
+          <w:szCs w:val="32"/>
+        </w:rPr>
+        <w:br/>
+      </w:r>
+      <w:r>
+        <w:rPr>
+          <w:rFonts w:eastAsia="Times New Roman" w:cstheme="minorHAnsi"/>
           <w:b/>
           <w:color w:val="1A0DAB"/>
           <w:sz w:val="32"/>
@@ -515,7 +505,7 @@
       </w:r>
       <w:r>
         <w:rPr>
-          <w:rFonts w:ascii="Times New Roman" w:eastAsia="Times New Roman" w:hAnsi="Times New Roman" w:cs="Times New Roman"/>
+          <w:rFonts w:eastAsia="Times New Roman" w:cstheme="minorHAnsi"/>
           <w:color w:val="1A0DAB"/>
           <w:sz w:val="32"/>
           <w:szCs w:val="32"/>
@@ -550,7 +540,7 @@
       </w:r>
       <w:r>
         <w:rPr>
-          <w:rFonts w:ascii="Times New Roman" w:eastAsia="Times New Roman" w:hAnsi="Times New Roman" w:cs="Times New Roman"/>
+          <w:rFonts w:eastAsia="Times New Roman" w:cstheme="minorHAnsi"/>
           <w:sz w:val="44"/>
           <w:szCs w:val="44"/>
         </w:rPr>
@@ -558,7 +548,7 @@
       </w:r>
       <w:r>
         <w:rPr>
-          <w:rFonts w:ascii="Times New Roman" w:eastAsia="Times New Roman" w:hAnsi="Times New Roman" w:cs="Times New Roman"/>
+          <w:rFonts w:eastAsia="Times New Roman" w:cstheme="minorHAnsi"/>
           <w:sz w:val="44"/>
           <w:szCs w:val="44"/>
         </w:rPr>
@@ -566,15 +556,15 @@
       </w:r>
       <w:r>
         <w:rPr>
-          <w:rFonts w:ascii="Times New Roman" w:eastAsia="Times New Roman" w:hAnsi="Times New Roman" w:cs="Times New Roman"/>
-          <w:sz w:val="32"/>
-          <w:szCs w:val="32"/>
-        </w:rPr>
-        <w:br/>
-      </w:r>
-      <w:r>
-        <w:rPr>
-          <w:rFonts w:ascii="Times New Roman" w:eastAsia="Times New Roman" w:hAnsi="Times New Roman" w:cs="Times New Roman"/>
+          <w:rFonts w:eastAsia="Times New Roman" w:cstheme="minorHAnsi"/>
+          <w:sz w:val="32"/>
+          <w:szCs w:val="32"/>
+        </w:rPr>
+        <w:br/>
+      </w:r>
+      <w:r>
+        <w:rPr>
+          <w:rFonts w:eastAsia="Times New Roman" w:cstheme="minorHAnsi"/>
           <w:sz w:val="36"/>
           <w:szCs w:val="36"/>
         </w:rPr>
@@ -582,7 +572,7 @@
       </w:r>
       <w:r>
         <w:rPr>
-          <w:rFonts w:ascii="Times New Roman" w:eastAsia="Times New Roman" w:hAnsi="Times New Roman" w:cs="Times New Roman"/>
+          <w:rFonts w:eastAsia="Times New Roman" w:cstheme="minorHAnsi"/>
           <w:sz w:val="36"/>
           <w:szCs w:val="36"/>
         </w:rPr>
@@ -591,55 +581,39 @@
       </w:r>
       <w:r>
         <w:rPr>
-          <w:rFonts w:ascii="Times New Roman" w:eastAsia="Times New Roman" w:hAnsi="Times New Roman" w:cs="Times New Roman"/>
-          <w:sz w:val="32"/>
-          <w:szCs w:val="32"/>
-        </w:rPr>
-        <w:br/>
-      </w:r>
-      <w:r>
-        <w:rPr>
-          <w:rFonts w:ascii="Times New Roman" w:eastAsia="Times New Roman" w:hAnsi="Times New Roman" w:cs="Times New Roman"/>
-          <w:sz w:val="32"/>
-          <w:szCs w:val="32"/>
-        </w:rPr>
-        <w:br/>
-      </w:r>
-      <w:r>
-        <w:rPr>
-          <w:rFonts w:ascii="Times New Roman" w:eastAsia="Times New Roman" w:hAnsi="Times New Roman" w:cs="Times New Roman"/>
-          <w:sz w:val="32"/>
-          <w:szCs w:val="32"/>
-        </w:rPr>
-        <w:br/>
-      </w:r>
-      <w:r>
-        <w:rPr>
-          <w:rFonts w:ascii="Times New Roman" w:eastAsia="Times New Roman" w:hAnsi="Times New Roman" w:cs="Times New Roman"/>
-          <w:sz w:val="32"/>
-          <w:szCs w:val="32"/>
-        </w:rPr>
-        <w:br/>
-      </w:r>
-      <w:r>
-        <w:rPr>
-          <w:rFonts w:ascii="Times New Roman" w:eastAsia="Times New Roman" w:hAnsi="Times New Roman" w:cs="Times New Roman"/>
-          <w:sz w:val="32"/>
-          <w:szCs w:val="32"/>
-        </w:rPr>
-        <w:br/>
-      </w:r>
-      <w:r>
-        <w:rPr>
-          <w:rFonts w:ascii="Times New Roman" w:eastAsia="Times New Roman" w:hAnsi="Times New Roman" w:cs="Times New Roman"/>
-          <w:sz w:val="32"/>
-          <w:szCs w:val="32"/>
-        </w:rPr>
-        <w:br/>
-      </w:r>
-      <w:r>
-        <w:rPr>
-          <w:rFonts w:ascii="Times New Roman" w:eastAsia="Times New Roman" w:hAnsi="Times New Roman" w:cs="Times New Roman"/>
+          <w:rFonts w:eastAsia="Times New Roman" w:cstheme="minorHAnsi"/>
+          <w:sz w:val="32"/>
+          <w:szCs w:val="32"/>
+        </w:rPr>
+        <w:br/>
+      </w:r>
+      <w:r>
+        <w:rPr>
+          <w:rFonts w:eastAsia="Times New Roman" w:cstheme="minorHAnsi"/>
+          <w:sz w:val="32"/>
+          <w:szCs w:val="32"/>
+        </w:rPr>
+        <w:br/>
+      </w:r>
+      <w:r>
+        <w:rPr>
+          <w:rFonts w:eastAsia="Times New Roman" w:cstheme="minorHAnsi"/>
+          <w:sz w:val="32"/>
+          <w:szCs w:val="32"/>
+        </w:rPr>
+        <w:br/>
+      </w:r>
+      <w:r>
+        <w:rPr>
+          <w:rFonts w:eastAsia="Times New Roman" w:cstheme="minorHAnsi"/>
+          <w:sz w:val="32"/>
+          <w:szCs w:val="32"/>
+        </w:rPr>
+        <w:br/>
+      </w:r>
+      <w:r>
+        <w:rPr>
+          <w:rFonts w:eastAsia="Times New Roman" w:cstheme="minorHAnsi"/>
           <w:sz w:val="36"/>
           <w:szCs w:val="36"/>
         </w:rPr>
@@ -647,50 +621,58 @@
       </w:r>
       <w:r>
         <w:rPr>
-          <w:rFonts w:ascii="Times New Roman" w:eastAsia="Times New Roman" w:hAnsi="Times New Roman" w:cs="Times New Roman"/>
-          <w:sz w:val="36"/>
-          <w:szCs w:val="36"/>
-        </w:rPr>
-        <w:t>08</w:t>
-      </w:r>
-      <w:r>
-        <w:rPr>
-          <w:rFonts w:ascii="Times New Roman" w:eastAsia="Times New Roman" w:hAnsi="Times New Roman" w:cs="Times New Roman"/>
-          <w:sz w:val="36"/>
-          <w:szCs w:val="36"/>
-          <w:vertAlign w:val="superscript"/>
-        </w:rPr>
-        <w:t>th</w:t>
-      </w:r>
-      <w:r>
-        <w:rPr>
-          <w:rFonts w:ascii="Times New Roman" w:eastAsia="Times New Roman" w:hAnsi="Times New Roman" w:cs="Times New Roman"/>
-          <w:sz w:val="36"/>
-          <w:szCs w:val="36"/>
-        </w:rPr>
-        <w:t xml:space="preserve"> </w:t>
-      </w:r>
-      <w:r>
-        <w:rPr>
-          <w:rFonts w:ascii="Times New Roman" w:eastAsia="Times New Roman" w:hAnsi="Times New Roman" w:cs="Times New Roman"/>
-          <w:sz w:val="36"/>
-          <w:szCs w:val="36"/>
-        </w:rPr>
-        <w:t>May</w:t>
-      </w:r>
-      <w:r>
-        <w:rPr>
-          <w:rFonts w:ascii="Times New Roman" w:eastAsia="Times New Roman" w:hAnsi="Times New Roman" w:cs="Times New Roman"/>
-          <w:sz w:val="36"/>
-          <w:szCs w:val="36"/>
-        </w:rPr>
-        <w:t xml:space="preserve"> 2026</w:t>
+          <w:rFonts w:eastAsia="Times New Roman" w:cstheme="minorHAnsi"/>
+          <w:sz w:val="36"/>
+          <w:szCs w:val="36"/>
+        </w:rPr>
+        <w:t>0</w:t>
       </w:r>
       <w:bookmarkStart w:id="0" w:name="_GoBack"/>
       <w:bookmarkEnd w:id="0"/>
       <w:r>
         <w:rPr>
-          <w:rFonts w:ascii="Times New Roman" w:eastAsia="Times New Roman" w:hAnsi="Times New Roman" w:cs="Times New Roman"/>
+          <w:rFonts w:eastAsia="Times New Roman" w:cstheme="minorHAnsi"/>
+          <w:sz w:val="36"/>
+          <w:szCs w:val="36"/>
+        </w:rPr>
+        <w:t>8</w:t>
+      </w:r>
+      <w:r>
+        <w:rPr>
+          <w:rFonts w:eastAsia="Times New Roman" w:cstheme="minorHAnsi"/>
+          <w:sz w:val="36"/>
+          <w:szCs w:val="36"/>
+          <w:vertAlign w:val="superscript"/>
+        </w:rPr>
+        <w:t>th</w:t>
+      </w:r>
+      <w:r>
+        <w:rPr>
+          <w:rFonts w:eastAsia="Times New Roman" w:cstheme="minorHAnsi"/>
+          <w:sz w:val="36"/>
+          <w:szCs w:val="36"/>
+        </w:rPr>
+        <w:t xml:space="preserve"> </w:t>
+      </w:r>
+      <w:r>
+        <w:rPr>
+          <w:rFonts w:eastAsia="Times New Roman" w:cstheme="minorHAnsi"/>
+          <w:sz w:val="36"/>
+          <w:szCs w:val="36"/>
+        </w:rPr>
+        <w:t>May</w:t>
+      </w:r>
+      <w:r>
+        <w:rPr>
+          <w:rFonts w:eastAsia="Times New Roman" w:cstheme="minorHAnsi"/>
+          <w:sz w:val="36"/>
+          <w:szCs w:val="36"/>
+        </w:rPr>
+        <w:t xml:space="preserve"> 2026</w:t>
+      </w:r>
+      <w:r>
+        <w:rPr>
+          <w:rFonts w:eastAsia="Times New Roman" w:cstheme="minorHAnsi"/>
           <w:sz w:val="32"/>
           <w:szCs w:val="32"/>
         </w:rPr>
@@ -701,7 +683,7 @@
       <w:pPr>
         <w:jc w:val="center"/>
         <w:rPr>
-          <w:rFonts w:ascii="Times New Roman" w:hAnsi="Times New Roman" w:cs="Times New Roman"/>
+          <w:rFonts w:cstheme="minorHAnsi"/>
           <w:sz w:val="32"/>
           <w:szCs w:val="32"/>
         </w:rPr>

--- a/Programming Language/Cover Page_Old.docx
+++ b/Programming Language/Cover Page_Old.docx
@@ -6,11 +6,11 @@
       <w:pPr>
         <w:jc w:val="center"/>
         <w:rPr>
-          <w:rFonts w:eastAsia="Times New Roman" w:cstheme="minorHAnsi"/>
+          <w:rFonts w:ascii="Times New Roman" w:eastAsia="Times New Roman" w:hAnsi="Times New Roman" w:cs="Times New Roman"/>
           <w:b/>
           <w:color w:val="1A0DAB"/>
-          <w:sz w:val="40"/>
-          <w:szCs w:val="40"/>
+          <w:sz w:val="32"/>
+          <w:szCs w:val="32"/>
           <w:shd w:val="clear" w:color="auto" w:fill="FFFFFF"/>
           <w14:textFill>
             <w14:gradFill>
@@ -39,13 +39,14 @@
           </w14:textFill>
         </w:rPr>
       </w:pPr>
-      <w:r>
-        <w:rPr>
-          <w:rFonts w:eastAsia="Times New Roman" w:cstheme="minorHAnsi"/>
+      <w:proofErr w:type="spellStart"/>
+      <w:r>
+        <w:rPr>
+          <w:rFonts w:ascii="Times New Roman" w:eastAsia="Times New Roman" w:hAnsi="Times New Roman" w:cs="Times New Roman"/>
           <w:b/>
           <w:color w:val="1A0DAB"/>
-          <w:sz w:val="40"/>
-          <w:szCs w:val="40"/>
+          <w:sz w:val="32"/>
+          <w:szCs w:val="32"/>
           <w:shd w:val="clear" w:color="auto" w:fill="FFFFFF"/>
           <w14:textFill>
             <w14:gradFill>
@@ -73,7 +74,44 @@
             </w14:gradFill>
           </w14:textFill>
         </w:rPr>
-        <w:t>Jahangirnagar University</w:t>
+        <w:t>Jahangirnagar</w:t>
+      </w:r>
+      <w:proofErr w:type="spellEnd"/>
+      <w:r>
+        <w:rPr>
+          <w:rFonts w:ascii="Times New Roman" w:eastAsia="Times New Roman" w:hAnsi="Times New Roman" w:cs="Times New Roman"/>
+          <w:b/>
+          <w:color w:val="1A0DAB"/>
+          <w:sz w:val="32"/>
+          <w:szCs w:val="32"/>
+          <w:shd w:val="clear" w:color="auto" w:fill="FFFFFF"/>
+          <w14:textFill>
+            <w14:gradFill>
+              <w14:gsLst>
+                <w14:gs w14:pos="0">
+                  <w14:srgbClr w14:val="1A0DAB">
+                    <w14:shade w14:val="30000"/>
+                    <w14:satMod w14:val="115000"/>
+                  </w14:srgbClr>
+                </w14:gs>
+                <w14:gs w14:pos="50000">
+                  <w14:srgbClr w14:val="1A0DAB">
+                    <w14:shade w14:val="67500"/>
+                    <w14:satMod w14:val="115000"/>
+                  </w14:srgbClr>
+                </w14:gs>
+                <w14:gs w14:pos="100000">
+                  <w14:srgbClr w14:val="1A0DAB">
+                    <w14:shade w14:val="100000"/>
+                    <w14:satMod w14:val="115000"/>
+                  </w14:srgbClr>
+                </w14:gs>
+              </w14:gsLst>
+              <w14:lin w14:ang="5400000" w14:scaled="0"/>
+            </w14:gradFill>
+          </w14:textFill>
+        </w:rPr>
+        <w:t xml:space="preserve"> University</w:t>
       </w:r>
     </w:p>
     <w:p>
@@ -83,7 +121,7 @@
         </w:pBdr>
         <w:jc w:val="center"/>
         <w:rPr>
-          <w:rFonts w:eastAsia="Times New Roman" w:cstheme="minorHAnsi"/>
+          <w:rFonts w:ascii="Times New Roman" w:eastAsia="Times New Roman" w:hAnsi="Times New Roman" w:cs="Times New Roman"/>
           <w:color w:val="1A0DAB"/>
           <w:sz w:val="32"/>
           <w:szCs w:val="32"/>
@@ -92,7 +130,7 @@
       </w:pPr>
       <w:r>
         <w:rPr>
-          <w:rFonts w:cstheme="minorHAnsi"/>
+          <w:rFonts w:ascii="Times New Roman" w:hAnsi="Times New Roman" w:cs="Times New Roman"/>
           <w:noProof/>
           <w:sz w:val="32"/>
           <w:szCs w:val="32"/>
@@ -141,22 +179,21 @@
       </w:r>
       <w:r>
         <w:rPr>
-          <w:rFonts w:eastAsia="Times New Roman" w:cstheme="minorHAnsi"/>
-          <w:color w:val="1A0DAB"/>
-          <w:sz w:val="32"/>
-          <w:szCs w:val="32"/>
-          <w:shd w:val="clear" w:color="auto" w:fill="FFFFFF"/>
-        </w:rPr>
-        <w:br/>
-      </w:r>
-      <w:r>
-        <w:rPr>
-          <w:rFonts w:eastAsia="Times New Roman" w:cstheme="minorHAnsi"/>
+          <w:rFonts w:ascii="Times New Roman" w:eastAsia="Times New Roman" w:hAnsi="Times New Roman" w:cs="Times New Roman"/>
+          <w:color w:val="1A0DAB"/>
+          <w:sz w:val="32"/>
+          <w:szCs w:val="32"/>
+          <w:shd w:val="clear" w:color="auto" w:fill="FFFFFF"/>
+        </w:rPr>
+        <w:br/>
+      </w:r>
+      <w:r>
+        <w:rPr>
+          <w:rFonts w:ascii="Times New Roman" w:eastAsia="Times New Roman" w:hAnsi="Times New Roman" w:cs="Times New Roman"/>
           <w:b/>
           <w:color w:val="1A0DAB"/>
-          <w:sz w:val="36"/>
-          <w:szCs w:val="36"/>
-          <w:highlight w:val="yellow"/>
+          <w:sz w:val="32"/>
+          <w:szCs w:val="32"/>
           <w:shd w:val="clear" w:color="auto" w:fill="FFFFFF"/>
         </w:rPr>
         <w:t>Assignment Topic</w:t>
@@ -167,61 +204,65 @@
         <w:spacing w:before="240" w:line="240" w:lineRule="auto"/>
         <w:jc w:val="center"/>
         <w:rPr>
-          <w:rFonts w:eastAsia="Times New Roman" w:cstheme="minorHAnsi"/>
+          <w:rFonts w:ascii="Times New Roman" w:eastAsia="Times New Roman" w:hAnsi="Times New Roman" w:cs="Times New Roman"/>
+          <w:color w:val="0D0D0D" w:themeColor="text1" w:themeTint="F2"/>
           <w:sz w:val="32"/>
           <w:szCs w:val="32"/>
         </w:rPr>
       </w:pPr>
       <w:r>
         <w:rPr>
-          <w:rFonts w:cstheme="minorHAnsi"/>
-          <w:sz w:val="36"/>
-          <w:szCs w:val="36"/>
+          <w:rFonts w:ascii="Times New Roman" w:hAnsi="Times New Roman" w:cs="Times New Roman"/>
+          <w:color w:val="0D0D0D" w:themeColor="text1" w:themeTint="F2"/>
+          <w:sz w:val="32"/>
+          <w:szCs w:val="32"/>
         </w:rPr>
         <w:t xml:space="preserve">Problem Solving and Basic Algorithm Implementation </w:t>
       </w:r>
       <w:r>
         <w:rPr>
-          <w:rFonts w:cstheme="minorHAnsi"/>
-          <w:sz w:val="36"/>
-          <w:szCs w:val="36"/>
+          <w:rFonts w:ascii="Times New Roman" w:hAnsi="Times New Roman" w:cs="Times New Roman"/>
+          <w:color w:val="0D0D0D" w:themeColor="text1" w:themeTint="F2"/>
+          <w:sz w:val="32"/>
+          <w:szCs w:val="32"/>
         </w:rPr>
         <w:t>using</w:t>
       </w:r>
       <w:r>
         <w:rPr>
-          <w:rFonts w:cstheme="minorHAnsi"/>
-          <w:sz w:val="36"/>
-          <w:szCs w:val="36"/>
+          <w:rFonts w:ascii="Times New Roman" w:hAnsi="Times New Roman" w:cs="Times New Roman"/>
+          <w:color w:val="0D0D0D" w:themeColor="text1" w:themeTint="F2"/>
+          <w:sz w:val="32"/>
+          <w:szCs w:val="32"/>
         </w:rPr>
         <w:t xml:space="preserve"> Python</w:t>
       </w:r>
       <w:r>
         <w:rPr>
-          <w:rFonts w:eastAsia="Times New Roman" w:cstheme="minorHAnsi"/>
-          <w:color w:val="1A0DAB"/>
-          <w:sz w:val="32"/>
-          <w:szCs w:val="32"/>
-          <w:shd w:val="clear" w:color="auto" w:fill="FFFFFF"/>
-        </w:rPr>
-        <w:br/>
-      </w:r>
-      <w:r>
-        <w:rPr>
-          <w:rFonts w:eastAsia="Times New Roman" w:cstheme="minorHAnsi"/>
-          <w:color w:val="1A0DAB"/>
-          <w:sz w:val="32"/>
-          <w:szCs w:val="32"/>
-          <w:shd w:val="clear" w:color="auto" w:fill="FFFFFF"/>
-        </w:rPr>
-        <w:br/>
-      </w:r>
-      <w:r>
-        <w:rPr>
-          <w:rFonts w:eastAsia="Times New Roman" w:cstheme="minorHAnsi"/>
-          <w:color w:val="1A0DAB"/>
-          <w:sz w:val="36"/>
-          <w:szCs w:val="36"/>
+          <w:rFonts w:ascii="Times New Roman" w:eastAsia="Times New Roman" w:hAnsi="Times New Roman" w:cs="Times New Roman"/>
+          <w:color w:val="1A0DAB"/>
+          <w:sz w:val="32"/>
+          <w:szCs w:val="32"/>
+          <w:shd w:val="clear" w:color="auto" w:fill="FFFFFF"/>
+        </w:rPr>
+        <w:br/>
+      </w:r>
+      <w:r>
+        <w:rPr>
+          <w:rFonts w:ascii="Times New Roman" w:eastAsia="Times New Roman" w:hAnsi="Times New Roman" w:cs="Times New Roman"/>
+          <w:color w:val="1A0DAB"/>
+          <w:sz w:val="32"/>
+          <w:szCs w:val="32"/>
+          <w:shd w:val="clear" w:color="auto" w:fill="FFFFFF"/>
+        </w:rPr>
+        <w:br/>
+      </w:r>
+      <w:r>
+        <w:rPr>
+          <w:rFonts w:ascii="Times New Roman" w:eastAsia="Times New Roman" w:hAnsi="Times New Roman" w:cs="Times New Roman"/>
+          <w:color w:val="1A0DAB"/>
+          <w:sz w:val="32"/>
+          <w:szCs w:val="32"/>
           <w:shd w:val="clear" w:color="auto" w:fill="FFFFFF"/>
           <w14:textFill>
             <w14:gradFill>
@@ -253,10 +294,10 @@
       </w:r>
       <w:r>
         <w:rPr>
-          <w:rFonts w:eastAsia="Times New Roman" w:cstheme="minorHAnsi"/>
-          <w:color w:val="1A0DAB"/>
-          <w:sz w:val="36"/>
-          <w:szCs w:val="36"/>
+          <w:rFonts w:ascii="Times New Roman" w:eastAsia="Times New Roman" w:hAnsi="Times New Roman" w:cs="Times New Roman"/>
+          <w:color w:val="1A0DAB"/>
+          <w:sz w:val="32"/>
+          <w:szCs w:val="32"/>
           <w:shd w:val="clear" w:color="auto" w:fill="FFFFFF"/>
           <w14:textFill>
             <w14:gradFill>
@@ -289,10 +330,10 @@
       </w:r>
       <w:r>
         <w:rPr>
-          <w:rFonts w:eastAsia="Times New Roman" w:cstheme="minorHAnsi"/>
-          <w:color w:val="1A0DAB"/>
-          <w:sz w:val="36"/>
-          <w:szCs w:val="36"/>
+          <w:rFonts w:ascii="Times New Roman" w:eastAsia="Times New Roman" w:hAnsi="Times New Roman" w:cs="Times New Roman"/>
+          <w:color w:val="1A0DAB"/>
+          <w:sz w:val="32"/>
+          <w:szCs w:val="32"/>
           <w:shd w:val="clear" w:color="auto" w:fill="FFFFFF"/>
           <w14:textFill>
             <w14:gradFill>
@@ -324,17 +365,17 @@
       </w:r>
       <w:r>
         <w:rPr>
-          <w:rFonts w:eastAsia="Times New Roman" w:cstheme="minorHAnsi"/>
-          <w:color w:val="1A0DAB"/>
-          <w:sz w:val="32"/>
-          <w:szCs w:val="32"/>
-          <w:shd w:val="clear" w:color="auto" w:fill="FFFFFF"/>
-        </w:rPr>
-        <w:br/>
-      </w:r>
-      <w:r>
-        <w:rPr>
-          <w:rFonts w:eastAsia="Times New Roman" w:cstheme="minorHAnsi"/>
+          <w:rFonts w:ascii="Times New Roman" w:eastAsia="Times New Roman" w:hAnsi="Times New Roman" w:cs="Times New Roman"/>
+          <w:color w:val="1A0DAB"/>
+          <w:sz w:val="32"/>
+          <w:szCs w:val="32"/>
+          <w:shd w:val="clear" w:color="auto" w:fill="FFFFFF"/>
+        </w:rPr>
+        <w:br/>
+      </w:r>
+      <w:r>
+        <w:rPr>
+          <w:rFonts w:ascii="Times New Roman" w:eastAsia="Times New Roman" w:hAnsi="Times New Roman" w:cs="Times New Roman"/>
           <w:color w:val="1A0DAB"/>
           <w:sz w:val="32"/>
           <w:szCs w:val="32"/>
@@ -344,27 +385,37 @@
       </w:r>
       <w:r>
         <w:rPr>
-          <w:rFonts w:eastAsia="Times New Roman" w:cstheme="minorHAnsi"/>
-          <w:color w:val="1A0DAB"/>
-          <w:sz w:val="32"/>
-          <w:szCs w:val="32"/>
-          <w:shd w:val="clear" w:color="auto" w:fill="FFFFFF"/>
-        </w:rPr>
-        <w:br/>
-      </w:r>
-      <w:r>
-        <w:rPr>
-          <w:rFonts w:eastAsia="Times New Roman" w:cstheme="minorHAnsi"/>
-          <w:color w:val="1A0DAB"/>
-          <w:sz w:val="32"/>
-          <w:szCs w:val="32"/>
-          <w:shd w:val="clear" w:color="auto" w:fill="FFFFFF"/>
-        </w:rPr>
-        <w:br/>
-      </w:r>
-      <w:r>
-        <w:rPr>
-          <w:rFonts w:eastAsia="Times New Roman" w:cstheme="minorHAnsi"/>
+          <w:rFonts w:ascii="Times New Roman" w:eastAsia="Times New Roman" w:hAnsi="Times New Roman" w:cs="Times New Roman"/>
+          <w:color w:val="1A0DAB"/>
+          <w:sz w:val="32"/>
+          <w:szCs w:val="32"/>
+          <w:shd w:val="clear" w:color="auto" w:fill="FFFFFF"/>
+        </w:rPr>
+        <w:br/>
+      </w:r>
+      <w:r>
+        <w:rPr>
+          <w:rFonts w:ascii="Times New Roman" w:eastAsia="Times New Roman" w:hAnsi="Times New Roman" w:cs="Times New Roman"/>
+          <w:color w:val="1A0DAB"/>
+          <w:sz w:val="32"/>
+          <w:szCs w:val="32"/>
+          <w:shd w:val="clear" w:color="auto" w:fill="FFFFFF"/>
+        </w:rPr>
+        <w:br/>
+      </w:r>
+      <w:r>
+        <w:rPr>
+          <w:rFonts w:ascii="Times New Roman" w:eastAsia="Times New Roman" w:hAnsi="Times New Roman" w:cs="Times New Roman"/>
+          <w:color w:val="1A0DAB"/>
+          <w:sz w:val="32"/>
+          <w:szCs w:val="32"/>
+          <w:shd w:val="clear" w:color="auto" w:fill="FFFFFF"/>
+        </w:rPr>
+        <w:br/>
+      </w:r>
+      <w:r>
+        <w:rPr>
+          <w:rFonts w:ascii="Comic Sans MS" w:eastAsia="Times New Roman" w:hAnsi="Comic Sans MS" w:cs="Times New Roman"/>
           <w:b/>
           <w:color w:val="1A0DAB"/>
           <w:sz w:val="32"/>
@@ -375,101 +426,117 @@
       </w:r>
       <w:r>
         <w:rPr>
-          <w:rFonts w:eastAsia="Times New Roman" w:cstheme="minorHAnsi"/>
-          <w:color w:val="1A0DAB"/>
-          <w:sz w:val="32"/>
-          <w:szCs w:val="32"/>
-          <w:shd w:val="clear" w:color="auto" w:fill="FFFFFF"/>
-        </w:rPr>
-        <w:br/>
-      </w:r>
-      <w:r>
-        <w:rPr>
-          <w:rFonts w:eastAsia="Times New Roman" w:cstheme="minorHAnsi"/>
-          <w:sz w:val="44"/>
-          <w:szCs w:val="44"/>
+          <w:rFonts w:ascii="Comic Sans MS" w:eastAsia="Times New Roman" w:hAnsi="Comic Sans MS" w:cs="Times New Roman"/>
+          <w:color w:val="1A0DAB"/>
+          <w:sz w:val="32"/>
+          <w:szCs w:val="32"/>
+          <w:shd w:val="clear" w:color="auto" w:fill="FFFFFF"/>
+        </w:rPr>
+        <w:br/>
+      </w:r>
+      <w:r>
+        <w:rPr>
+          <w:rFonts w:ascii="Comic Sans MS" w:eastAsia="Times New Roman" w:hAnsi="Comic Sans MS" w:cs="Times New Roman"/>
+          <w:b/>
+          <w:sz w:val="32"/>
+          <w:szCs w:val="32"/>
         </w:rPr>
         <w:t xml:space="preserve">Md. </w:t>
       </w:r>
       <w:proofErr w:type="spellStart"/>
       <w:r>
         <w:rPr>
-          <w:rFonts w:eastAsia="Times New Roman" w:cstheme="minorHAnsi"/>
-          <w:sz w:val="44"/>
-          <w:szCs w:val="44"/>
+          <w:rFonts w:ascii="Comic Sans MS" w:eastAsia="Times New Roman" w:hAnsi="Comic Sans MS" w:cs="Times New Roman"/>
+          <w:b/>
+          <w:sz w:val="32"/>
+          <w:szCs w:val="32"/>
         </w:rPr>
         <w:t>Masum</w:t>
       </w:r>
       <w:proofErr w:type="spellEnd"/>
       <w:r>
         <w:rPr>
-          <w:rFonts w:eastAsia="Times New Roman" w:cstheme="minorHAnsi"/>
-          <w:sz w:val="44"/>
-          <w:szCs w:val="44"/>
+          <w:rFonts w:ascii="Comic Sans MS" w:eastAsia="Times New Roman" w:hAnsi="Comic Sans MS" w:cs="Times New Roman"/>
+          <w:b/>
+          <w:sz w:val="32"/>
+          <w:szCs w:val="32"/>
         </w:rPr>
         <w:t xml:space="preserve"> </w:t>
       </w:r>
       <w:proofErr w:type="spellStart"/>
       <w:r>
         <w:rPr>
-          <w:rFonts w:eastAsia="Times New Roman" w:cstheme="minorHAnsi"/>
-          <w:sz w:val="44"/>
-          <w:szCs w:val="44"/>
+          <w:rFonts w:ascii="Comic Sans MS" w:eastAsia="Times New Roman" w:hAnsi="Comic Sans MS" w:cs="Times New Roman"/>
+          <w:b/>
+          <w:sz w:val="32"/>
+          <w:szCs w:val="32"/>
         </w:rPr>
         <w:t>Bhuiyan</w:t>
       </w:r>
       <w:proofErr w:type="spellEnd"/>
       <w:r>
         <w:rPr>
-          <w:rFonts w:eastAsia="Times New Roman" w:cstheme="minorHAnsi"/>
-          <w:sz w:val="40"/>
-          <w:szCs w:val="40"/>
+          <w:rFonts w:ascii="Comic Sans MS" w:eastAsia="Times New Roman" w:hAnsi="Comic Sans MS" w:cs="Times New Roman"/>
+          <w:sz w:val="32"/>
+          <w:szCs w:val="32"/>
+        </w:rPr>
+        <w:br/>
+      </w:r>
+      <w:r>
+        <w:rPr>
+          <w:rFonts w:ascii="Comic Sans MS" w:hAnsi="Comic Sans MS" w:cs="Times New Roman"/>
+          <w:color w:val="0D0D0D" w:themeColor="text1" w:themeTint="F2"/>
+          <w:sz w:val="32"/>
+          <w:szCs w:val="32"/>
+          <w:shd w:val="clear" w:color="auto" w:fill="FFFFFF"/>
+        </w:rPr>
+        <w:t>Lecturer, Department of Computer Science and Engineering</w:t>
+      </w:r>
+      <w:r>
+        <w:rPr>
+          <w:rFonts w:ascii="Comic Sans MS" w:hAnsi="Comic Sans MS" w:cs="Times New Roman"/>
+          <w:color w:val="0D0D0D" w:themeColor="text1" w:themeTint="F2"/>
+          <w:sz w:val="32"/>
+          <w:szCs w:val="32"/>
+          <w:shd w:val="clear" w:color="auto" w:fill="FFFFFF"/>
         </w:rPr>
         <w:t xml:space="preserve"> </w:t>
       </w:r>
       <w:r>
         <w:rPr>
-          <w:rFonts w:eastAsia="Times New Roman" w:cstheme="minorHAnsi"/>
-          <w:sz w:val="40"/>
-          <w:szCs w:val="40"/>
-        </w:rPr>
-        <w:br/>
-      </w:r>
-      <w:r>
-        <w:rPr>
-          <w:rFonts w:eastAsia="Times New Roman" w:cstheme="minorHAnsi"/>
-          <w:sz w:val="36"/>
-          <w:szCs w:val="36"/>
-        </w:rPr>
-        <w:t>Lecturer in the Department of Computer Science and Engineering.</w:t>
-      </w:r>
-      <w:r>
-        <w:rPr>
-          <w:rFonts w:eastAsia="Times New Roman" w:cstheme="minorHAnsi"/>
-          <w:sz w:val="32"/>
-          <w:szCs w:val="32"/>
-        </w:rPr>
-        <w:br/>
-      </w:r>
-      <w:r>
-        <w:rPr>
-          <w:rFonts w:eastAsia="Times New Roman" w:cstheme="minorHAnsi"/>
-          <w:sz w:val="32"/>
-          <w:szCs w:val="32"/>
-        </w:rPr>
-        <w:br/>
-      </w:r>
-      <w:r>
-        <w:rPr>
-          <w:rFonts w:eastAsia="Times New Roman" w:cstheme="minorHAnsi"/>
-          <w:sz w:val="32"/>
-          <w:szCs w:val="32"/>
-        </w:rPr>
-        <w:br/>
-      </w:r>
-      <w:r>
-        <w:rPr>
-          <w:rFonts w:eastAsia="Times New Roman" w:cstheme="minorHAnsi"/>
+          <w:rFonts w:ascii="Comic Sans MS" w:eastAsia="Times New Roman" w:hAnsi="Comic Sans MS" w:cs="Times New Roman"/>
+          <w:sz w:val="32"/>
+          <w:szCs w:val="32"/>
+        </w:rPr>
+        <w:br/>
+      </w:r>
+      <w:r>
+        <w:rPr>
+          <w:rFonts w:ascii="Comic Sans MS" w:eastAsia="Times New Roman" w:hAnsi="Comic Sans MS" w:cs="Times New Roman"/>
+          <w:sz w:val="32"/>
+          <w:szCs w:val="32"/>
+        </w:rPr>
+        <w:br/>
+      </w:r>
+      <w:r>
+        <w:rPr>
+          <w:rFonts w:ascii="Comic Sans MS" w:eastAsia="Times New Roman" w:hAnsi="Comic Sans MS" w:cs="Times New Roman"/>
+          <w:sz w:val="32"/>
+          <w:szCs w:val="32"/>
+        </w:rPr>
+        <w:br/>
+      </w:r>
+      <w:r>
+        <w:rPr>
+          <w:rFonts w:ascii="Comic Sans MS" w:eastAsia="Times New Roman" w:hAnsi="Comic Sans MS" w:cs="Times New Roman"/>
+          <w:sz w:val="32"/>
+          <w:szCs w:val="32"/>
+        </w:rPr>
+        <w:br/>
+      </w:r>
+      <w:r>
+        <w:rPr>
+          <w:rFonts w:ascii="Comic Sans MS" w:eastAsia="Times New Roman" w:hAnsi="Comic Sans MS" w:cs="Times New Roman"/>
           <w:b/>
           <w:color w:val="1A0DAB"/>
           <w:sz w:val="32"/>
@@ -505,7 +572,7 @@
       </w:r>
       <w:r>
         <w:rPr>
-          <w:rFonts w:eastAsia="Times New Roman" w:cstheme="minorHAnsi"/>
+          <w:rFonts w:ascii="Comic Sans MS" w:eastAsia="Times New Roman" w:hAnsi="Comic Sans MS" w:cs="Times New Roman"/>
           <w:color w:val="1A0DAB"/>
           <w:sz w:val="32"/>
           <w:szCs w:val="32"/>
@@ -540,139 +607,71 @@
       </w:r>
       <w:r>
         <w:rPr>
-          <w:rFonts w:eastAsia="Times New Roman" w:cstheme="minorHAnsi"/>
-          <w:sz w:val="44"/>
-          <w:szCs w:val="44"/>
+          <w:rFonts w:ascii="Comic Sans MS" w:eastAsia="Times New Roman" w:hAnsi="Comic Sans MS" w:cs="Times New Roman"/>
+          <w:b/>
+          <w:sz w:val="32"/>
+          <w:szCs w:val="32"/>
         </w:rPr>
         <w:t>Md</w:t>
       </w:r>
       <w:r>
         <w:rPr>
-          <w:rFonts w:eastAsia="Times New Roman" w:cstheme="minorHAnsi"/>
-          <w:sz w:val="44"/>
-          <w:szCs w:val="44"/>
+          <w:rFonts w:ascii="Comic Sans MS" w:eastAsia="Times New Roman" w:hAnsi="Comic Sans MS" w:cs="Times New Roman"/>
+          <w:b/>
+          <w:sz w:val="32"/>
+          <w:szCs w:val="32"/>
         </w:rPr>
         <w:t>. Habibur Rahman</w:t>
       </w:r>
       <w:r>
         <w:rPr>
-          <w:rFonts w:eastAsia="Times New Roman" w:cstheme="minorHAnsi"/>
-          <w:sz w:val="32"/>
-          <w:szCs w:val="32"/>
-        </w:rPr>
-        <w:br/>
-      </w:r>
-      <w:r>
-        <w:rPr>
-          <w:rFonts w:eastAsia="Times New Roman" w:cstheme="minorHAnsi"/>
-          <w:sz w:val="36"/>
-          <w:szCs w:val="36"/>
+          <w:rFonts w:ascii="Comic Sans MS" w:eastAsia="Times New Roman" w:hAnsi="Comic Sans MS" w:cs="Times New Roman"/>
+          <w:sz w:val="32"/>
+          <w:szCs w:val="32"/>
+        </w:rPr>
+        <w:br/>
+      </w:r>
+      <w:r>
+        <w:rPr>
+          <w:rFonts w:ascii="Comic Sans MS" w:eastAsia="Times New Roman" w:hAnsi="Comic Sans MS" w:cs="Times New Roman"/>
+          <w:color w:val="0D0D0D" w:themeColor="text1" w:themeTint="F2"/>
+          <w:sz w:val="32"/>
+          <w:szCs w:val="32"/>
         </w:rPr>
         <w:t>Id No: CSE202601013</w:t>
       </w:r>
       <w:r>
         <w:rPr>
-          <w:rFonts w:eastAsia="Times New Roman" w:cstheme="minorHAnsi"/>
-          <w:sz w:val="36"/>
-          <w:szCs w:val="36"/>
+          <w:rFonts w:ascii="Comic Sans MS" w:eastAsia="Times New Roman" w:hAnsi="Comic Sans MS" w:cs="Times New Roman"/>
+          <w:color w:val="0D0D0D" w:themeColor="text1" w:themeTint="F2"/>
+          <w:sz w:val="32"/>
+          <w:szCs w:val="32"/>
         </w:rPr>
         <w:br/>
         <w:t>Department of Computer Science and Engineering</w:t>
       </w:r>
       <w:r>
         <w:rPr>
-          <w:rFonts w:eastAsia="Times New Roman" w:cstheme="minorHAnsi"/>
-          <w:sz w:val="32"/>
-          <w:szCs w:val="32"/>
-        </w:rPr>
-        <w:br/>
-      </w:r>
-      <w:r>
-        <w:rPr>
-          <w:rFonts w:eastAsia="Times New Roman" w:cstheme="minorHAnsi"/>
-          <w:sz w:val="32"/>
-          <w:szCs w:val="32"/>
-        </w:rPr>
-        <w:br/>
-      </w:r>
-      <w:r>
-        <w:rPr>
-          <w:rFonts w:eastAsia="Times New Roman" w:cstheme="minorHAnsi"/>
-          <w:sz w:val="32"/>
-          <w:szCs w:val="32"/>
-        </w:rPr>
-        <w:br/>
-      </w:r>
-      <w:r>
-        <w:rPr>
-          <w:rFonts w:eastAsia="Times New Roman" w:cstheme="minorHAnsi"/>
-          <w:sz w:val="32"/>
-          <w:szCs w:val="32"/>
-        </w:rPr>
-        <w:br/>
-      </w:r>
-      <w:r>
-        <w:rPr>
-          <w:rFonts w:eastAsia="Times New Roman" w:cstheme="minorHAnsi"/>
-          <w:sz w:val="36"/>
-          <w:szCs w:val="36"/>
-        </w:rPr>
-        <w:t xml:space="preserve">Date: </w:t>
-      </w:r>
-      <w:r>
-        <w:rPr>
-          <w:rFonts w:eastAsia="Times New Roman" w:cstheme="minorHAnsi"/>
-          <w:sz w:val="36"/>
-          <w:szCs w:val="36"/>
-        </w:rPr>
-        <w:t>0</w:t>
-      </w:r>
-      <w:bookmarkStart w:id="0" w:name="_GoBack"/>
-      <w:bookmarkEnd w:id="0"/>
-      <w:r>
-        <w:rPr>
-          <w:rFonts w:eastAsia="Times New Roman" w:cstheme="minorHAnsi"/>
-          <w:sz w:val="36"/>
-          <w:szCs w:val="36"/>
-        </w:rPr>
-        <w:t>8</w:t>
-      </w:r>
-      <w:r>
-        <w:rPr>
-          <w:rFonts w:eastAsia="Times New Roman" w:cstheme="minorHAnsi"/>
-          <w:sz w:val="36"/>
-          <w:szCs w:val="36"/>
-          <w:vertAlign w:val="superscript"/>
-        </w:rPr>
-        <w:t>th</w:t>
-      </w:r>
-      <w:r>
-        <w:rPr>
-          <w:rFonts w:eastAsia="Times New Roman" w:cstheme="minorHAnsi"/>
-          <w:sz w:val="36"/>
-          <w:szCs w:val="36"/>
-        </w:rPr>
-        <w:t xml:space="preserve"> </w:t>
-      </w:r>
-      <w:r>
-        <w:rPr>
-          <w:rFonts w:eastAsia="Times New Roman" w:cstheme="minorHAnsi"/>
-          <w:sz w:val="36"/>
-          <w:szCs w:val="36"/>
-        </w:rPr>
-        <w:t>May</w:t>
-      </w:r>
-      <w:r>
-        <w:rPr>
-          <w:rFonts w:eastAsia="Times New Roman" w:cstheme="minorHAnsi"/>
-          <w:sz w:val="36"/>
-          <w:szCs w:val="36"/>
-        </w:rPr>
-        <w:t xml:space="preserve"> 2026</w:t>
-      </w:r>
-      <w:r>
-        <w:rPr>
-          <w:rFonts w:eastAsia="Times New Roman" w:cstheme="minorHAnsi"/>
+          <w:rFonts w:ascii="Times New Roman" w:eastAsia="Times New Roman" w:hAnsi="Times New Roman" w:cs="Times New Roman"/>
+          <w:color w:val="0D0D0D" w:themeColor="text1" w:themeTint="F2"/>
+          <w:sz w:val="32"/>
+          <w:szCs w:val="32"/>
+        </w:rPr>
+        <w:br/>
+      </w:r>
+      <w:r>
+        <w:rPr>
+          <w:rFonts w:ascii="Times New Roman" w:eastAsia="Times New Roman" w:hAnsi="Times New Roman" w:cs="Times New Roman"/>
+          <w:color w:val="0D0D0D" w:themeColor="text1" w:themeTint="F2"/>
+          <w:sz w:val="32"/>
+          <w:szCs w:val="32"/>
+        </w:rPr>
+        <w:br/>
+      </w:r>
+      <w:r>
+        <w:rPr>
+          <w:rFonts w:ascii="Times New Roman" w:eastAsia="Times New Roman" w:hAnsi="Times New Roman" w:cs="Times New Roman"/>
+          <w:color w:val="0D0D0D" w:themeColor="text1" w:themeTint="F2"/>
           <w:sz w:val="32"/>
           <w:szCs w:val="32"/>
         </w:rPr>
@@ -681,13 +680,100 @@
     </w:p>
     <w:p>
       <w:pPr>
+        <w:spacing w:before="240" w:line="240" w:lineRule="auto"/>
+        <w:rPr>
+          <w:rFonts w:ascii="Times New Roman" w:eastAsia="Times New Roman" w:hAnsi="Times New Roman" w:cs="Times New Roman"/>
+          <w:color w:val="0D0D0D" w:themeColor="text1" w:themeTint="F2"/>
+          <w:sz w:val="32"/>
+          <w:szCs w:val="32"/>
+        </w:rPr>
+      </w:pPr>
+    </w:p>
+    <w:p>
+      <w:pPr>
+        <w:spacing w:before="240" w:line="240" w:lineRule="auto"/>
         <w:jc w:val="center"/>
         <w:rPr>
-          <w:rFonts w:cstheme="minorHAnsi"/>
+          <w:rFonts w:ascii="Times New Roman" w:eastAsia="Times New Roman" w:hAnsi="Times New Roman" w:cs="Times New Roman"/>
           <w:sz w:val="32"/>
           <w:szCs w:val="32"/>
         </w:rPr>
       </w:pPr>
+      <w:r>
+        <w:rPr>
+          <w:rFonts w:ascii="Times New Roman" w:eastAsia="Times New Roman" w:hAnsi="Times New Roman" w:cs="Times New Roman"/>
+          <w:color w:val="0D0D0D" w:themeColor="text1" w:themeTint="F2"/>
+          <w:sz w:val="32"/>
+          <w:szCs w:val="32"/>
+        </w:rPr>
+        <w:br/>
+      </w:r>
+      <w:bookmarkStart w:id="0" w:name="_GoBack"/>
+      <w:bookmarkEnd w:id="0"/>
+      <w:r>
+        <w:rPr>
+          <w:rFonts w:ascii="Times New Roman" w:eastAsia="Times New Roman" w:hAnsi="Times New Roman" w:cs="Times New Roman"/>
+          <w:color w:val="0D0D0D" w:themeColor="text1" w:themeTint="F2"/>
+          <w:sz w:val="32"/>
+          <w:szCs w:val="32"/>
+        </w:rPr>
+        <w:br/>
+      </w:r>
+      <w:r>
+        <w:rPr>
+          <w:rFonts w:ascii="Times New Roman" w:eastAsia="Times New Roman" w:hAnsi="Times New Roman" w:cs="Times New Roman"/>
+          <w:color w:val="0D0D0D" w:themeColor="text1" w:themeTint="F2"/>
+          <w:sz w:val="32"/>
+          <w:szCs w:val="32"/>
+        </w:rPr>
+        <w:t xml:space="preserve">Date: </w:t>
+      </w:r>
+      <w:r>
+        <w:rPr>
+          <w:rFonts w:ascii="Times New Roman" w:eastAsia="Times New Roman" w:hAnsi="Times New Roman" w:cs="Times New Roman"/>
+          <w:color w:val="0D0D0D" w:themeColor="text1" w:themeTint="F2"/>
+          <w:sz w:val="32"/>
+          <w:szCs w:val="32"/>
+        </w:rPr>
+        <w:t>08</w:t>
+      </w:r>
+      <w:r>
+        <w:rPr>
+          <w:rFonts w:ascii="Times New Roman" w:eastAsia="Times New Roman" w:hAnsi="Times New Roman" w:cs="Times New Roman"/>
+          <w:color w:val="0D0D0D" w:themeColor="text1" w:themeTint="F2"/>
+          <w:sz w:val="32"/>
+          <w:szCs w:val="32"/>
+          <w:vertAlign w:val="superscript"/>
+        </w:rPr>
+        <w:t>th</w:t>
+      </w:r>
+      <w:r>
+        <w:rPr>
+          <w:rFonts w:ascii="Times New Roman" w:eastAsia="Times New Roman" w:hAnsi="Times New Roman" w:cs="Times New Roman"/>
+          <w:color w:val="0D0D0D" w:themeColor="text1" w:themeTint="F2"/>
+          <w:sz w:val="32"/>
+          <w:szCs w:val="32"/>
+        </w:rPr>
+        <w:t xml:space="preserve"> </w:t>
+      </w:r>
+      <w:r>
+        <w:rPr>
+          <w:rFonts w:ascii="Times New Roman" w:eastAsia="Times New Roman" w:hAnsi="Times New Roman" w:cs="Times New Roman"/>
+          <w:color w:val="0D0D0D" w:themeColor="text1" w:themeTint="F2"/>
+          <w:sz w:val="32"/>
+          <w:szCs w:val="32"/>
+        </w:rPr>
+        <w:t>May</w:t>
+      </w:r>
+      <w:r>
+        <w:rPr>
+          <w:rFonts w:ascii="Times New Roman" w:eastAsia="Times New Roman" w:hAnsi="Times New Roman" w:cs="Times New Roman"/>
+          <w:color w:val="0D0D0D" w:themeColor="text1" w:themeTint="F2"/>
+          <w:sz w:val="32"/>
+          <w:szCs w:val="32"/>
+        </w:rPr>
+        <w:t xml:space="preserve"> 2026</w:t>
+      </w:r>
     </w:p>
     <w:sectPr>
       <w:pgSz w:w="11906" w:h="16838" w:code="9"/>
